--- a/review-tasks/1g-load-review/participant/protocols/15-cft-stub.docx
+++ b/review-tasks/1g-load-review/participant/protocols/15-cft-stub.docx
@@ -288,7 +288,7 @@
       </w:pPr>
       <w:r>
         <w:rPr/>
-        <w:t>Эталон: замер версии 3.8.2 от 12.11.2026, 1 ч на 100 % профиля.</w:t>
+        <w:t>Эталон: замер версии 3.8.2 от 16.11.2026 на CFTNT, efr-api сборки b431, 1 ч на 100 % профиля.</w:t>
       </w:r>
     </w:p>
     <w:p>
@@ -438,7 +438,7 @@
           <w:p>
             <w:r>
               <w:rPr/>
-              <w:t>12.11.2026</w:t>
+              <w:t>16.11.2026</w:t>
             </w:r>
           </w:p>
         </w:tc>
@@ -2441,6 +2441,52 @@
           <w:p>
             <w:r>
               <w:rPr/>
+              <w:t>Память efr-api, среднее по 4 серверам, %</w:t>
+            </w:r>
+          </w:p>
+        </w:tc>
+        <w:tc>
+          <w:tcPr>
+            <w:tcW w:type="dxa" w:w="2160"/>
+          </w:tcPr>
+          <w:p>
+            <w:r>
+              <w:rPr/>
+              <w:t>59</w:t>
+            </w:r>
+          </w:p>
+        </w:tc>
+        <w:tc>
+          <w:tcPr>
+            <w:tcW w:type="dxa" w:w="2160"/>
+          </w:tcPr>
+          <w:p>
+            <w:r>
+              <w:rPr/>
+              <w:t>59</w:t>
+            </w:r>
+          </w:p>
+        </w:tc>
+        <w:tc>
+          <w:tcPr>
+            <w:tcW w:type="dxa" w:w="2160"/>
+          </w:tcPr>
+          <w:p>
+            <w:r>
+              <w:rPr/>
+              <w:t>0,0</w:t>
+            </w:r>
+          </w:p>
+        </w:tc>
+      </w:tr>
+      <w:tr>
+        <w:tc>
+          <w:tcPr>
+            <w:tcW w:type="dxa" w:w="2160"/>
+          </w:tcPr>
+          <w:p>
+            <w:r>
+              <w:rPr/>
               <w:t>CPU efr-cft-adapter, %</w:t>
             </w:r>
           </w:p>
@@ -2579,6 +2625,52 @@
           <w:p>
             <w:r>
               <w:rPr/>
+              <w:t>Память БД, %</w:t>
+            </w:r>
+          </w:p>
+        </w:tc>
+        <w:tc>
+          <w:tcPr>
+            <w:tcW w:type="dxa" w:w="2160"/>
+          </w:tcPr>
+          <w:p>
+            <w:r>
+              <w:rPr/>
+              <w:t>72</w:t>
+            </w:r>
+          </w:p>
+        </w:tc>
+        <w:tc>
+          <w:tcPr>
+            <w:tcW w:type="dxa" w:w="2160"/>
+          </w:tcPr>
+          <w:p>
+            <w:r>
+              <w:rPr/>
+              <w:t>72</w:t>
+            </w:r>
+          </w:p>
+        </w:tc>
+        <w:tc>
+          <w:tcPr>
+            <w:tcW w:type="dxa" w:w="2160"/>
+          </w:tcPr>
+          <w:p>
+            <w:r>
+              <w:rPr/>
+              <w:t>0,0</w:t>
+            </w:r>
+          </w:p>
+        </w:tc>
+      </w:tr>
+      <w:tr>
+        <w:tc>
+          <w:tcPr>
+            <w:tcW w:type="dxa" w:w="2160"/>
+          </w:tcPr>
+          <w:p>
+            <w:r>
+              <w:rPr/>
               <w:t>Диск БД, утилизация %</w:t>
             </w:r>
           </w:p>
@@ -2694,6 +2786,52 @@
             <w:r>
               <w:rPr/>
               <w:t>45</w:t>
+            </w:r>
+          </w:p>
+        </w:tc>
+        <w:tc>
+          <w:tcPr>
+            <w:tcW w:type="dxa" w:w="2160"/>
+          </w:tcPr>
+          <w:p>
+            <w:r>
+              <w:rPr/>
+              <w:t>0,0</w:t>
+            </w:r>
+          </w:p>
+        </w:tc>
+      </w:tr>
+      <w:tr>
+        <w:tc>
+          <w:tcPr>
+            <w:tcW w:type="dxa" w:w="2160"/>
+          </w:tcPr>
+          <w:p>
+            <w:r>
+              <w:rPr/>
+              <w:t>Heap JMeter на генераторах, % от 6 ГБ</w:t>
+            </w:r>
+          </w:p>
+        </w:tc>
+        <w:tc>
+          <w:tcPr>
+            <w:tcW w:type="dxa" w:w="2160"/>
+          </w:tcPr>
+          <w:p>
+            <w:r>
+              <w:rPr/>
+              <w:t>46</w:t>
+            </w:r>
+          </w:p>
+        </w:tc>
+        <w:tc>
+          <w:tcPr>
+            <w:tcW w:type="dxa" w:w="2160"/>
+          </w:tcPr>
+          <w:p>
+            <w:r>
+              <w:rPr/>
+              <w:t>46</w:t>
             </w:r>
           </w:p>
         </w:tc>
